--- a/Releases/V4.0_Stable/Decoupe/09_Fiches_de_bord_MJ.docx
+++ b/Releases/V4.0_Stable/Decoupe/09_Fiches_de_bord_MJ.docx
@@ -1399,77 +1399,6 @@
                 <w:sz w:val="22"/>
                 <w:szCs w:val="22"/>
               </w:rPr>
-              <w:t xml:space="preserve">III</w:t>
-            </w:r>
-          </w:p>
-        </w:tc>
-        <w:tc>
-          <w:tcPr>
-            <w:tcW w:w="2800" w:type="dxa"/>
-            <w:tcMar>
-              <w:top w:w="80" w:type="dxa"/>
-              <w:bottom w:w="80" w:type="dxa"/>
-              <w:left w:w="120" w:type="dxa"/>
-              <w:right w:w="120" w:type="dxa"/>
-            </w:tcMar>
-          </w:tcPr>
-          <w:p>
-            <w:pPr>
-              <w:spacing w:before="20" w:after="20" w:line="260" w:lineRule="auto"/>
-            </w:pPr>
-            <w:r>
-              <w:rPr>
-                <w:sz w:val="22"/>
-                <w:szCs w:val="22"/>
-              </w:rPr>
-              <w:t xml:space="preserve">Cabinet / Boulet</w:t>
-            </w:r>
-          </w:p>
-        </w:tc>
-        <w:tc>
-          <w:tcPr>
-            <w:tcW w:w="5760" w:type="dxa"/>
-            <w:tcMar>
-              <w:top w:w="80" w:type="dxa"/>
-              <w:bottom w:w="80" w:type="dxa"/>
-              <w:left w:w="120" w:type="dxa"/>
-              <w:right w:w="120" w:type="dxa"/>
-            </w:tcMar>
-          </w:tcPr>
-          <w:p>
-            <w:pPr>
-              <w:spacing w:before="20" w:after="20" w:line="260" w:lineRule="auto"/>
-            </w:pPr>
-            <w:r>
-              <w:rPr>
-                <w:sz w:val="22"/>
-                <w:szCs w:val="22"/>
-              </w:rPr>
-              <w:t xml:space="preserve">Emilien seul au cabinet de lecture (alibi creux) ; il a racheté les terres Beauchamp en 1910 (aubaine louche).</w:t>
-            </w:r>
-          </w:p>
-        </w:tc>
-      </w:tr>
-      <w:tr>
-        <w:tc>
-          <w:tcPr>
-            <w:tcW w:w="800" w:type="dxa"/>
-            <w:tcMar>
-              <w:top w:w="80" w:type="dxa"/>
-              <w:bottom w:w="80" w:type="dxa"/>
-              <w:left w:w="120" w:type="dxa"/>
-              <w:right w:w="120" w:type="dxa"/>
-            </w:tcMar>
-          </w:tcPr>
-          <w:p>
-            <w:pPr>
-              <w:spacing w:before="20" w:after="20" w:line="260" w:lineRule="auto"/>
-            </w:pPr>
-            <w:r>
-              <w:rPr>
-                <w:sz w:val="22"/>
-                <w:szCs w:val="22"/>
-              </w:rPr>
               <w:t>III</w:t>
             </w:r>
           </w:p>
@@ -1774,16 +1703,6 @@
     <w:p>
       <w:pPr>
         <w:spacing w:before="60" w:after="60" w:line="300" w:lineRule="auto"/>
-        <w:ind w:left="360"/>
-        <w:jc w:val="both"/>
-      </w:pPr>
-      <w:r>
-        <w:t xml:space="preserve">« Maître Collin-Stanislas s’est isolé seul tout l’après-midi au cabinet de lecture. Un notaire qui fuit la compagnie un jour de meurtre… et il a fait fortune sur les terres Beauchamp en 1910. »</w:t>
-      </w:r>
-    </w:p>
-    <w:p>
-      <w:pPr>
-        <w:spacing w:before="60" w:after="60" w:line="300" w:lineRule="auto"/>
         <w:jc w:val="both"/>
       </w:pPr>
       <w:r>
@@ -1849,6 +1768,20 @@
           <w:color w:val="795548"/>
         </w:rPr>
         <w:t>Énigme finale du coffret — aide graduée</w:t>
+      </w:r>
+    </w:p>
+    <w:p>
+      <w:pPr>
+        <w:pStyle w:val="Titre3"/>
+        <w:spacing w:before="200" w:after="100"/>
+      </w:pPr>
+      <w:r>
+        <w:rPr>
+          <w:b/>
+          <w:bCs/>
+          <w:color w:val="795548"/>
+        </w:rPr>
+        <w:t xml:space="preserve">Comte Lorenzo Pariset &amp; Comtesse Lola Pariset : aucun secret. Témoignages corroboratifs (Théodorette 17h13/17h20, Lisa au salon, toast Amandinette). Tenues marquantes (canne d’ébène, perles bleu marine) — pour Boulet/Maëlys, faciles à situer.</w:t>
       </w:r>
     </w:p>
     <w:p>
